--- a/templates/国槐尺蠖工作单模板.docx
+++ b/templates/国槐尺蠖工作单模板.docx
@@ -3,6 +3,13 @@
 <w:document xmlns:wpc="http://schemas.microsoft.com/office/word/2010/wordprocessingCanvas" xmlns:mc="http://schemas.openxmlformats.org/markup-compatibility/2006" xmlns:o="urn:schemas-microsoft-com:office:office" xmlns:r="http://schemas.openxmlformats.org/officeDocument/2006/relationships" xmlns:m="http://schemas.openxmlformats.org/officeDocument/2006/math" xmlns:v="urn:schemas-microsoft-com:vml" xmlns:wp14="http://schemas.microsoft.com/office/word/2010/wordprocessingDrawing" xmlns:wp="http://schemas.openxmlformats.org/drawingml/2006/wordprocessingDrawing" xmlns:w="http://schemas.openxmlformats.org/wordprocessingml/2006/main" xmlns:w14="http://schemas.microsoft.com/office/word/2010/wordml" xmlns:w10="urn:schemas-microsoft-com:office:word" xmlns:w15="http://schemas.microsoft.com/office/word/2012/wordml" xmlns:wpg="http://schemas.microsoft.com/office/word/2010/wordprocessingGroup" xmlns:wpi="http://schemas.microsoft.com/office/word/2010/wordprocessingInk" xmlns:wne="http://schemas.microsoft.com/office/word/2006/wordml" xmlns:wps="http://schemas.microsoft.com/office/word/2010/wordprocessingShape" xmlns:wpsCustomData="http://www.wps.cn/officeDocument/2013/wpsCustomData" mc:Ignorable="w14 w15 wp14">
   <w:body>
     <w:p>
+      <w:pPr>
+        <w:jc w:val="right"/>
+        <w:rPr>
+          <w:rFonts w:hint="default" w:eastAsia="宋体"/>
+          <w:lang w:val="en-US" w:eastAsia="zh-CN"/>
+        </w:rPr>
+      </w:pPr>
       <w:r>
         <w:rPr>
           <w:rFonts w:hint="eastAsia"/>
@@ -16,19 +23,12 @@
         <w:rPr>
           <w:rFonts w:hint="eastAsia"/>
         </w:rPr>
-        <w:t>编号：</w:t>
-      </w:r>
-      <w:r>
-        <w:rPr>
-          <w:rFonts w:hint="default"/>
-          <w:lang w:val="en-US"/>
-        </w:rPr>
-        <w:t>{{survey_date}}-{{serial_number}}</w:t>
+        <w:t>编号：{{survey_date}}-{{serial_number}}</w:t>
       </w:r>
     </w:p>
     <w:tbl>
       <w:tblPr>
-        <w:tblStyle w:val="9"/>
+        <w:tblStyle w:val="8"/>
         <w:tblW w:w="8596" w:type="dxa"/>
         <w:tblInd w:w="-56" w:type="dxa"/>
         <w:tblBorders>
@@ -49,15 +49,15 @@
       </w:tblPr>
       <w:tblGrid>
         <w:gridCol w:w="731"/>
-        <w:gridCol w:w="1418"/>
-        <w:gridCol w:w="2210"/>
-        <w:gridCol w:w="483"/>
-        <w:gridCol w:w="1660"/>
-        <w:gridCol w:w="2094"/>
+        <w:gridCol w:w="1226"/>
+        <w:gridCol w:w="2402"/>
+        <w:gridCol w:w="356"/>
+        <w:gridCol w:w="1084"/>
+        <w:gridCol w:w="2797"/>
       </w:tblGrid>
       <w:tr>
         <w:trPr>
-          <w:trHeight w:val="676" w:hRule="atLeast"/>
+          <w:trHeight w:val="695" w:hRule="atLeast"/>
         </w:trPr>
         <w:tc>
           <w:tcPr>
@@ -70,29 +70,6 @@
             <w:pPr>
               <w:pStyle w:val="7"/>
             </w:pPr>
-            <w:r>
-              <w:rPr>
-                <w:rFonts w:hint="default"/>
-                <w:lang w:val="en-US"/>
-              </w:rPr>
-              <w:t>{{</w:t>
-            </w:r>
-            <w:r>
-              <w:rPr>
-                <w:rFonts w:hint="eastAsia"/>
-                <w:lang w:val="en-US" w:eastAsia="zh-CN"/>
-              </w:rPr>
-              <w:t>year</w:t>
-            </w:r>
-            <w:bookmarkStart w:id="0" w:name="_GoBack"/>
-            <w:bookmarkEnd w:id="0"/>
-            <w:r>
-              <w:rPr>
-                <w:rFonts w:hint="default"/>
-                <w:lang w:val="en-US"/>
-              </w:rPr>
-              <w:t>}}</w:t>
-            </w:r>
             <w:r>
               <w:rPr>
                 <w:rFonts w:hint="eastAsia"/>
@@ -127,83 +104,9 @@
         </w:tc>
         <w:tc>
           <w:tcPr>
-            <w:tcW w:w="1418" w:type="dxa"/>
-            <w:noWrap w:val="0"/>
-            <w:vAlign w:val="top"/>
-          </w:tcPr>
-          <w:p>
-            <w:pPr>
-              <w:jc w:val="center"/>
-              <w:rPr>
-                <w:b/>
-                <w:bCs/>
-              </w:rPr>
-            </w:pPr>
-            <w:r>
-              <w:rPr>
-                <w:rFonts w:hint="eastAsia"/>
-                <w:b/>
-                <w:bCs/>
-              </w:rPr>
-              <w:t>责任属地</w:t>
-            </w:r>
-          </w:p>
-        </w:tc>
-        <w:tc>
-          <w:tcPr>
-            <w:tcW w:w="2693" w:type="dxa"/>
-            <w:gridSpan w:val="2"/>
-            <w:noWrap w:val="0"/>
-            <w:vAlign w:val="top"/>
-          </w:tcPr>
-          <w:p>
-            <w:pPr>
-              <w:jc w:val="both"/>
-              <w:rPr>
-                <w:b/>
-                <w:bCs/>
-              </w:rPr>
-            </w:pPr>
-            <w:r>
-              <w:rPr>
-                <w:rFonts w:hint="default"/>
-                <w:b/>
-                <w:bCs/>
-                <w:lang w:val="en-US" w:eastAsia="zh-CN"/>
-              </w:rPr>
-              <w:t>{{town_or_street}}</w:t>
-            </w:r>
-          </w:p>
-        </w:tc>
-        <w:tc>
-          <w:tcPr>
-            <w:tcW w:w="1660" w:type="dxa"/>
-            <w:noWrap w:val="0"/>
-            <w:vAlign w:val="top"/>
-          </w:tcPr>
-          <w:p>
-            <w:pPr>
-              <w:jc w:val="center"/>
-              <w:rPr>
-                <w:b/>
-                <w:bCs/>
-              </w:rPr>
-            </w:pPr>
-            <w:r>
-              <w:rPr>
-                <w:rFonts w:hint="eastAsia"/>
-                <w:b/>
-                <w:bCs/>
-              </w:rPr>
-              <w:t>点位编号</w:t>
-            </w:r>
-          </w:p>
-        </w:tc>
-        <w:tc>
-          <w:tcPr>
-            <w:tcW w:w="2094" w:type="dxa"/>
-            <w:noWrap w:val="0"/>
-            <w:vAlign w:val="top"/>
+            <w:tcW w:w="1226" w:type="dxa"/>
+            <w:noWrap w:val="0"/>
+            <w:vAlign w:val="center"/>
           </w:tcPr>
           <w:p>
             <w:pPr>
@@ -217,12 +120,112 @@
             </w:pPr>
             <w:r>
               <w:rPr>
-                <w:rFonts w:hint="default" w:eastAsia="宋体"/>
+                <w:rFonts w:hint="eastAsia"/>
                 <w:b/>
                 <w:bCs/>
                 <w:lang w:val="en-US" w:eastAsia="zh-CN"/>
               </w:rPr>
-              <w:t>{{location_id}}</w:t>
+              <w:t>工单来源</w:t>
+            </w:r>
+          </w:p>
+        </w:tc>
+        <w:tc>
+          <w:tcPr>
+            <w:tcW w:w="2758" w:type="dxa"/>
+            <w:gridSpan w:val="2"/>
+            <w:noWrap w:val="0"/>
+            <w:vAlign w:val="center"/>
+          </w:tcPr>
+          <w:p>
+            <w:pPr>
+              <w:jc w:val="center"/>
+              <w:rPr>
+                <w:rFonts w:hint="eastAsia"/>
+                <w:b/>
+                <w:bCs/>
+                <w:lang w:val="en-US" w:eastAsia="zh-CN"/>
+              </w:rPr>
+            </w:pPr>
+            <w:r>
+              <w:rPr>
+                <w:rStyle w:val="10"/>
+                <w:rFonts w:hint="eastAsia"/>
+                <w:sz w:val="24"/>
+                <w:szCs w:val="24"/>
+                <w:lang w:val="en-US" w:eastAsia="zh-CN"/>
+              </w:rPr>
+              <w:t>巡查上报</w:t>
+            </w:r>
+          </w:p>
+        </w:tc>
+        <w:tc>
+          <w:tcPr>
+            <w:tcW w:w="1084" w:type="dxa"/>
+            <w:noWrap w:val="0"/>
+            <w:vAlign w:val="center"/>
+          </w:tcPr>
+          <w:p>
+            <w:pPr>
+              <w:jc w:val="center"/>
+              <w:rPr>
+                <w:rFonts w:hint="eastAsia" w:ascii="Times New Roman" w:hAnsi="Times New Roman" w:eastAsia="宋体" w:cs="Times New Roman"/>
+                <w:b/>
+                <w:bCs/>
+                <w:kern w:val="2"/>
+                <w:sz w:val="21"/>
+                <w:szCs w:val="22"/>
+                <w:lang w:val="en-US" w:eastAsia="zh-CN" w:bidi="ar-SA"/>
+              </w:rPr>
+            </w:pPr>
+            <w:r>
+              <w:rPr>
+                <w:rFonts w:hint="eastAsia"/>
+                <w:b/>
+                <w:bCs/>
+                <w:lang w:val="en-US" w:eastAsia="zh-CN"/>
+              </w:rPr>
+              <w:t>反应</w:t>
+            </w:r>
+            <w:r>
+              <w:rPr>
+                <w:rFonts w:hint="eastAsia"/>
+                <w:b/>
+                <w:bCs/>
+              </w:rPr>
+              <w:t>时间</w:t>
+            </w:r>
+          </w:p>
+        </w:tc>
+        <w:tc>
+          <w:tcPr>
+            <w:tcW w:w="2797" w:type="dxa"/>
+            <w:noWrap w:val="0"/>
+            <w:vAlign w:val="center"/>
+          </w:tcPr>
+          <w:p>
+            <w:pPr>
+              <w:jc w:val="center"/>
+              <w:rPr>
+                <w:rFonts w:hint="eastAsia" w:ascii="Times New Roman" w:hAnsi="Times New Roman" w:eastAsia="宋体" w:cs="Times New Roman"/>
+                <w:b/>
+                <w:bCs/>
+                <w:kern w:val="2"/>
+                <w:sz w:val="21"/>
+                <w:szCs w:val="22"/>
+                <w:lang w:val="en-US" w:eastAsia="zh-CN" w:bidi="ar-SA"/>
+              </w:rPr>
+            </w:pPr>
+            <w:r>
+              <w:rPr>
+                <w:rFonts w:hint="eastAsia" w:ascii="Times New Roman" w:hAnsi="Times New Roman" w:eastAsia="宋体" w:cs="Times New Roman"/>
+                <w:b/>
+                <w:bCs/>
+                <w:kern w:val="2"/>
+                <w:sz w:val="21"/>
+                <w:szCs w:val="22"/>
+                <w:lang w:val="en-US" w:eastAsia="zh-CN" w:bidi="ar-SA"/>
+              </w:rPr>
+              <w:t>{{survey_date}}</w:t>
             </w:r>
           </w:p>
         </w:tc>
@@ -246,9 +249,9 @@
         </w:tc>
         <w:tc>
           <w:tcPr>
-            <w:tcW w:w="1418" w:type="dxa"/>
-            <w:noWrap w:val="0"/>
-            <w:vAlign w:val="top"/>
+            <w:tcW w:w="1226" w:type="dxa"/>
+            <w:noWrap w:val="0"/>
+            <w:vAlign w:val="center"/>
           </w:tcPr>
           <w:p>
             <w:pPr>
@@ -264,16 +267,16 @@
                 <w:b/>
                 <w:bCs/>
               </w:rPr>
-              <w:t>位置</w:t>
-            </w:r>
-          </w:p>
-        </w:tc>
-        <w:tc>
-          <w:tcPr>
-            <w:tcW w:w="6447" w:type="dxa"/>
-            <w:gridSpan w:val="4"/>
-            <w:noWrap w:val="0"/>
-            <w:vAlign w:val="top"/>
+              <w:t>责任属地</w:t>
+            </w:r>
+          </w:p>
+        </w:tc>
+        <w:tc>
+          <w:tcPr>
+            <w:tcW w:w="2758" w:type="dxa"/>
+            <w:gridSpan w:val="2"/>
+            <w:noWrap w:val="0"/>
+            <w:vAlign w:val="center"/>
           </w:tcPr>
           <w:p>
             <w:pPr>
@@ -285,10 +288,130 @@
             </w:pPr>
             <w:r>
               <w:rPr>
-                <w:rFonts w:hint="default"/>
+                <w:rFonts w:hint="eastAsia"/>
                 <w:b/>
                 <w:bCs/>
-                <w:lang w:val="en-US"/>
+              </w:rPr>
+              <w:t>{{town_or_street}}</w:t>
+            </w:r>
+          </w:p>
+        </w:tc>
+        <w:tc>
+          <w:tcPr>
+            <w:tcW w:w="1084" w:type="dxa"/>
+            <w:noWrap w:val="0"/>
+            <w:vAlign w:val="center"/>
+          </w:tcPr>
+          <w:p>
+            <w:pPr>
+              <w:jc w:val="center"/>
+              <w:rPr>
+                <w:b/>
+                <w:bCs/>
+              </w:rPr>
+            </w:pPr>
+            <w:r>
+              <w:rPr>
+                <w:rFonts w:hint="eastAsia"/>
+                <w:b/>
+                <w:bCs/>
+              </w:rPr>
+              <w:t>点位编号</w:t>
+            </w:r>
+          </w:p>
+        </w:tc>
+        <w:tc>
+          <w:tcPr>
+            <w:tcW w:w="2797" w:type="dxa"/>
+            <w:noWrap w:val="0"/>
+            <w:vAlign w:val="center"/>
+          </w:tcPr>
+          <w:p>
+            <w:pPr>
+              <w:jc w:val="center"/>
+              <w:rPr>
+                <w:rFonts w:hint="default" w:eastAsia="宋体"/>
+                <w:b/>
+                <w:bCs/>
+                <w:lang w:val="en-US" w:eastAsia="zh-CN"/>
+              </w:rPr>
+            </w:pPr>
+            <w:r>
+              <w:rPr>
+                <w:rFonts w:hint="default" w:eastAsia="宋体"/>
+                <w:b/>
+                <w:bCs/>
+                <w:lang w:val="en-US" w:eastAsia="zh-CN"/>
+              </w:rPr>
+              <w:t>{{location_id}}</w:t>
+            </w:r>
+          </w:p>
+        </w:tc>
+      </w:tr>
+      <w:tr>
+        <w:trPr>
+          <w:trHeight w:val="529" w:hRule="atLeast"/>
+        </w:trPr>
+        <w:tc>
+          <w:tcPr>
+            <w:tcW w:w="731" w:type="dxa"/>
+            <w:vMerge w:val="continue"/>
+            <w:noWrap w:val="0"/>
+            <w:vAlign w:val="center"/>
+          </w:tcPr>
+          <w:p>
+            <w:pPr>
+              <w:jc w:val="center"/>
+            </w:pPr>
+          </w:p>
+        </w:tc>
+        <w:tc>
+          <w:tcPr>
+            <w:tcW w:w="1226" w:type="dxa"/>
+            <w:noWrap w:val="0"/>
+            <w:vAlign w:val="center"/>
+          </w:tcPr>
+          <w:p>
+            <w:pPr>
+              <w:jc w:val="center"/>
+              <w:rPr>
+                <w:b w:val="0"/>
+                <w:bCs w:val="0"/>
+              </w:rPr>
+            </w:pPr>
+            <w:r>
+              <w:rPr>
+                <w:rFonts w:hint="eastAsia"/>
+                <w:b w:val="0"/>
+                <w:bCs w:val="0"/>
+              </w:rPr>
+              <w:t>位置</w:t>
+            </w:r>
+          </w:p>
+        </w:tc>
+        <w:tc>
+          <w:tcPr>
+            <w:tcW w:w="6639" w:type="dxa"/>
+            <w:gridSpan w:val="4"/>
+            <w:noWrap w:val="0"/>
+            <w:vAlign w:val="center"/>
+          </w:tcPr>
+          <w:p>
+            <w:pPr>
+              <w:jc w:val="center"/>
+              <w:rPr>
+                <w:rFonts w:hint="default" w:eastAsia="宋体"/>
+                <w:b w:val="0"/>
+                <w:bCs w:val="0"/>
+                <w:lang w:val="en-US" w:eastAsia="zh-CN"/>
+              </w:rPr>
+            </w:pPr>
+            <w:r>
+              <w:rPr>
+                <w:rFonts w:hint="default" w:eastAsia="宋体"/>
+                <w:b w:val="0"/>
+                <w:bCs w:val="0"/>
+                <w:lang w:val="en-US" w:eastAsia="zh-CN"/>
               </w:rPr>
               <w:t>{{location_name}}</w:t>
             </w:r>
@@ -314,76 +437,112 @@
         </w:tc>
         <w:tc>
           <w:tcPr>
-            <w:tcW w:w="1418" w:type="dxa"/>
-            <w:noWrap w:val="0"/>
-            <w:vAlign w:val="top"/>
-          </w:tcPr>
-          <w:p>
-            <w:pPr>
-              <w:jc w:val="center"/>
-            </w:pPr>
-            <w:r>
-              <w:rPr>
-                <w:rFonts w:hint="eastAsia"/>
-              </w:rPr>
-              <w:t>上报时间</w:t>
-            </w:r>
-          </w:p>
-        </w:tc>
-        <w:tc>
-          <w:tcPr>
-            <w:tcW w:w="2693" w:type="dxa"/>
+            <w:tcW w:w="1226" w:type="dxa"/>
+            <w:noWrap w:val="0"/>
+            <w:vAlign w:val="center"/>
+          </w:tcPr>
+          <w:p>
+            <w:pPr>
+              <w:jc w:val="center"/>
+              <w:rPr>
+                <w:rFonts w:hint="eastAsia" w:ascii="Times New Roman" w:hAnsi="Times New Roman" w:eastAsia="宋体" w:cs="Times New Roman"/>
+                <w:kern w:val="2"/>
+                <w:sz w:val="21"/>
+                <w:szCs w:val="22"/>
+                <w:lang w:val="en-US" w:eastAsia="zh-CN" w:bidi="ar-SA"/>
+              </w:rPr>
+            </w:pPr>
+            <w:r>
+              <w:rPr>
+                <w:rFonts w:hint="eastAsia"/>
+                <w:lang w:val="en-US" w:eastAsia="zh-CN"/>
+              </w:rPr>
+              <w:t>联系人</w:t>
+            </w:r>
+          </w:p>
+        </w:tc>
+        <w:tc>
+          <w:tcPr>
+            <w:tcW w:w="2758" w:type="dxa"/>
             <w:gridSpan w:val="2"/>
             <w:noWrap w:val="0"/>
-            <w:vAlign w:val="top"/>
-          </w:tcPr>
-          <w:p>
-            <w:pPr>
-              <w:jc w:val="center"/>
-            </w:pPr>
-            <w:r>
-              <w:rPr>
-                <w:rFonts w:hint="default"/>
-                <w:lang w:val="en-US"/>
-              </w:rPr>
-              <w:t>{{survey_date}}</w:t>
-            </w:r>
-          </w:p>
-        </w:tc>
-        <w:tc>
-          <w:tcPr>
-            <w:tcW w:w="1660" w:type="dxa"/>
-            <w:noWrap w:val="0"/>
-            <w:vAlign w:val="top"/>
-          </w:tcPr>
-          <w:p>
-            <w:pPr>
-              <w:jc w:val="center"/>
-            </w:pPr>
-            <w:r>
-              <w:rPr>
-                <w:rFonts w:hint="eastAsia"/>
-              </w:rPr>
-              <w:t>上报人</w:t>
-            </w:r>
-          </w:p>
-        </w:tc>
-        <w:tc>
-          <w:tcPr>
-            <w:tcW w:w="2094" w:type="dxa"/>
-            <w:noWrap w:val="0"/>
-            <w:vAlign w:val="top"/>
-          </w:tcPr>
-          <w:p>
-            <w:pPr>
-              <w:jc w:val="center"/>
-            </w:pPr>
-            <w:r>
-              <w:rPr>
-                <w:rFonts w:hint="eastAsia"/>
-                <w:lang w:val="en-US" w:eastAsia="zh-CN"/>
+            <w:vAlign w:val="center"/>
+          </w:tcPr>
+          <w:p>
+            <w:pPr>
+              <w:jc w:val="center"/>
+              <w:rPr>
+                <w:rFonts w:hint="default" w:ascii="Times New Roman" w:hAnsi="Times New Roman" w:eastAsia="宋体" w:cs="Times New Roman"/>
+                <w:kern w:val="2"/>
+                <w:sz w:val="21"/>
+                <w:szCs w:val="22"/>
+                <w:lang w:val="en-US" w:eastAsia="zh-CN" w:bidi="ar-SA"/>
+              </w:rPr>
+            </w:pPr>
+            <w:r>
+              <w:rPr>
+                <w:rFonts w:hint="eastAsia" w:cs="Times New Roman"/>
+                <w:kern w:val="2"/>
+                <w:sz w:val="21"/>
+                <w:szCs w:val="22"/>
+                <w:lang w:val="en-US" w:eastAsia="zh-CN" w:bidi="ar-SA"/>
               </w:rPr>
               <w:t>李继广</w:t>
+            </w:r>
+          </w:p>
+        </w:tc>
+        <w:tc>
+          <w:tcPr>
+            <w:tcW w:w="1084" w:type="dxa"/>
+            <w:noWrap w:val="0"/>
+            <w:vAlign w:val="center"/>
+          </w:tcPr>
+          <w:p>
+            <w:pPr>
+              <w:jc w:val="center"/>
+              <w:rPr>
+                <w:rFonts w:hint="default" w:ascii="Times New Roman" w:hAnsi="Times New Roman" w:eastAsia="宋体" w:cs="Times New Roman"/>
+                <w:kern w:val="2"/>
+                <w:sz w:val="21"/>
+                <w:szCs w:val="22"/>
+                <w:lang w:val="en-US" w:eastAsia="zh-CN" w:bidi="ar-SA"/>
+              </w:rPr>
+            </w:pPr>
+            <w:r>
+              <w:rPr>
+                <w:rFonts w:hint="eastAsia"/>
+                <w:lang w:val="en-US" w:eastAsia="zh-CN"/>
+              </w:rPr>
+              <w:t>联系电话</w:t>
+            </w:r>
+          </w:p>
+        </w:tc>
+        <w:tc>
+          <w:tcPr>
+            <w:tcW w:w="2797" w:type="dxa"/>
+            <w:noWrap w:val="0"/>
+            <w:vAlign w:val="center"/>
+          </w:tcPr>
+          <w:p>
+            <w:pPr>
+              <w:jc w:val="center"/>
+              <w:rPr>
+                <w:rFonts w:hint="default" w:ascii="Times New Roman" w:hAnsi="Times New Roman" w:eastAsia="宋体" w:cs="Times New Roman"/>
+                <w:kern w:val="2"/>
+                <w:sz w:val="21"/>
+                <w:szCs w:val="22"/>
+                <w:lang w:val="en-US" w:eastAsia="zh-CN" w:bidi="ar-SA"/>
+              </w:rPr>
+            </w:pPr>
+            <w:r>
+              <w:rPr>
+                <w:rFonts w:hint="eastAsia" w:cs="Times New Roman"/>
+                <w:kern w:val="2"/>
+                <w:sz w:val="21"/>
+                <w:szCs w:val="22"/>
+                <w:lang w:val="en-US" w:eastAsia="zh-CN" w:bidi="ar-SA"/>
+              </w:rPr>
+              <w:t>17319317196</w:t>
             </w:r>
           </w:p>
         </w:tc>
@@ -407,76 +566,71 @@
         </w:tc>
         <w:tc>
           <w:tcPr>
-            <w:tcW w:w="1418" w:type="dxa"/>
-            <w:noWrap w:val="0"/>
-            <w:vAlign w:val="top"/>
-          </w:tcPr>
-          <w:p>
-            <w:pPr>
-              <w:jc w:val="center"/>
-              <w:rPr>
-                <w:rFonts w:hint="eastAsia"/>
-              </w:rPr>
-            </w:pPr>
-            <w:r>
-              <w:rPr>
-                <w:rFonts w:hint="eastAsia"/>
-              </w:rPr>
-              <w:t>工单来源</w:t>
-            </w:r>
-          </w:p>
-        </w:tc>
-        <w:tc>
-          <w:tcPr>
-            <w:tcW w:w="2693" w:type="dxa"/>
+            <w:tcW w:w="1226" w:type="dxa"/>
+            <w:noWrap w:val="0"/>
+            <w:vAlign w:val="center"/>
+          </w:tcPr>
+          <w:p>
+            <w:pPr>
+              <w:jc w:val="center"/>
+              <w:rPr>
+                <w:rFonts w:hint="default" w:eastAsia="宋体"/>
+                <w:lang w:val="en-US" w:eastAsia="zh-CN"/>
+              </w:rPr>
+            </w:pPr>
+            <w:r>
+              <w:rPr>
+                <w:rFonts w:hint="eastAsia"/>
+                <w:lang w:val="en-US" w:eastAsia="zh-CN"/>
+              </w:rPr>
+              <w:t>统防统治类型</w:t>
+            </w:r>
+          </w:p>
+        </w:tc>
+        <w:tc>
+          <w:tcPr>
+            <w:tcW w:w="2758" w:type="dxa"/>
             <w:gridSpan w:val="2"/>
             <w:noWrap w:val="0"/>
-            <w:vAlign w:val="top"/>
-          </w:tcPr>
-          <w:p>
-            <w:pPr>
-              <w:jc w:val="center"/>
-              <w:rPr>
-                <w:rFonts w:hint="eastAsia" w:eastAsia="宋体"/>
-                <w:lang w:val="en-US" w:eastAsia="zh-CN"/>
-              </w:rPr>
-            </w:pPr>
-            <w:r>
-              <w:rPr>
-                <w:rFonts w:hint="eastAsia"/>
-                <w:color w:val="F79646"/>
-                <w:lang w:val="en-US" w:eastAsia="zh-CN"/>
-              </w:rPr>
-              <w:t>巡查上报</w:t>
-            </w:r>
-          </w:p>
-        </w:tc>
-        <w:tc>
-          <w:tcPr>
-            <w:tcW w:w="1660" w:type="dxa"/>
-            <w:noWrap w:val="0"/>
-            <w:vAlign w:val="top"/>
-          </w:tcPr>
-          <w:p>
-            <w:pPr>
-              <w:jc w:val="center"/>
-              <w:rPr>
-                <w:rFonts w:hint="eastAsia"/>
-              </w:rPr>
-            </w:pPr>
-            <w:r>
-              <w:rPr>
-                <w:rFonts w:hint="eastAsia"/>
-              </w:rPr>
-              <w:t>统防任务</w:t>
-            </w:r>
-          </w:p>
-        </w:tc>
-        <w:tc>
-          <w:tcPr>
-            <w:tcW w:w="2094" w:type="dxa"/>
-            <w:noWrap w:val="0"/>
-            <w:vAlign w:val="top"/>
+            <w:vAlign w:val="center"/>
+          </w:tcPr>
+          <w:p>
+            <w:pPr>
+              <w:jc w:val="center"/>
+            </w:pPr>
+            <w:r>
+              <w:rPr>
+                <w:rFonts w:hint="eastAsia"/>
+              </w:rPr>
+              <w:t>{{</w:t>
+            </w:r>
+            <w:r>
+              <w:rPr>
+                <w:rFonts w:hint="eastAsia"/>
+                <w:lang w:val="en-US" w:eastAsia="zh-CN"/>
+              </w:rPr>
+              <w:t>task</w:t>
+            </w:r>
+            <w:r>
+              <w:rPr>
+                <w:rFonts w:hint="default"/>
+                <w:lang w:val="en-US" w:eastAsia="zh-CN"/>
+              </w:rPr>
+              <w:t>_type</w:t>
+            </w:r>
+            <w:r>
+              <w:rPr>
+                <w:rFonts w:hint="eastAsia"/>
+              </w:rPr>
+              <w:t>}}</w:t>
+            </w:r>
+          </w:p>
+        </w:tc>
+        <w:tc>
+          <w:tcPr>
+            <w:tcW w:w="1084" w:type="dxa"/>
+            <w:noWrap w:val="0"/>
+            <w:vAlign w:val="center"/>
           </w:tcPr>
           <w:p>
             <w:pPr>
@@ -486,6 +640,36 @@
                 <w:lang w:val="en-US" w:eastAsia="zh-CN"/>
               </w:rPr>
             </w:pPr>
+            <w:r>
+              <w:rPr>
+                <w:rFonts w:hint="eastAsia"/>
+                <w:lang w:val="en-US" w:eastAsia="zh-CN"/>
+              </w:rPr>
+              <w:t>统防统治任务</w:t>
+            </w:r>
+          </w:p>
+        </w:tc>
+        <w:tc>
+          <w:tcPr>
+            <w:tcW w:w="2797" w:type="dxa"/>
+            <w:noWrap w:val="0"/>
+            <w:vAlign w:val="center"/>
+          </w:tcPr>
+          <w:p>
+            <w:pPr>
+              <w:jc w:val="center"/>
+              <w:rPr>
+                <w:rFonts w:hint="default"/>
+                <w:lang w:val="en-US"/>
+              </w:rPr>
+            </w:pPr>
+            <w:r>
+              <w:rPr>
+                <w:rFonts w:hint="default"/>
+                <w:lang w:val="en-US"/>
+              </w:rPr>
+              <w:t>{{task}}</w:t>
+            </w:r>
           </w:p>
         </w:tc>
       </w:tr>
@@ -514,7 +698,7 @@
         </w:tc>
         <w:tc>
           <w:tcPr>
-            <w:tcW w:w="1418" w:type="dxa"/>
+            <w:tcW w:w="1226" w:type="dxa"/>
             <w:noWrap w:val="0"/>
             <w:vAlign w:val="center"/>
           </w:tcPr>
@@ -532,7 +716,7 @@
         </w:tc>
         <w:tc>
           <w:tcPr>
-            <w:tcW w:w="2693" w:type="dxa"/>
+            <w:tcW w:w="2758" w:type="dxa"/>
             <w:gridSpan w:val="2"/>
             <w:noWrap w:val="0"/>
             <w:vAlign w:val="center"/>
@@ -540,10 +724,6 @@
           <w:p>
             <w:pPr>
               <w:jc w:val="center"/>
-              <w:rPr>
-                <w:rFonts w:hint="default" w:eastAsia="宋体"/>
-                <w:lang w:val="en-US" w:eastAsia="zh-CN"/>
-              </w:rPr>
             </w:pPr>
             <w:r>
               <w:rPr>
@@ -556,7 +736,7 @@
         </w:tc>
         <w:tc>
           <w:tcPr>
-            <w:tcW w:w="1660" w:type="dxa"/>
+            <w:tcW w:w="1084" w:type="dxa"/>
             <w:noWrap w:val="0"/>
             <w:vAlign w:val="center"/>
           </w:tcPr>
@@ -574,7 +754,7 @@
         </w:tc>
         <w:tc>
           <w:tcPr>
-            <w:tcW w:w="2094" w:type="dxa"/>
+            <w:tcW w:w="2797" w:type="dxa"/>
             <w:noWrap w:val="0"/>
             <w:vAlign w:val="center"/>
           </w:tcPr>
@@ -598,7 +778,7 @@
       </w:tr>
       <w:tr>
         <w:trPr>
-          <w:trHeight w:val="735" w:hRule="atLeast"/>
+          <w:trHeight w:val="598" w:hRule="atLeast"/>
         </w:trPr>
         <w:tc>
           <w:tcPr>
@@ -611,7 +791,7 @@
         </w:tc>
         <w:tc>
           <w:tcPr>
-            <w:tcW w:w="1418" w:type="dxa"/>
+            <w:tcW w:w="1226" w:type="dxa"/>
             <w:noWrap w:val="0"/>
             <w:vAlign w:val="center"/>
           </w:tcPr>
@@ -629,7 +809,7 @@
         </w:tc>
         <w:tc>
           <w:tcPr>
-            <w:tcW w:w="2693" w:type="dxa"/>
+            <w:tcW w:w="2758" w:type="dxa"/>
             <w:gridSpan w:val="2"/>
             <w:noWrap w:val="0"/>
             <w:vAlign w:val="center"/>
@@ -659,7 +839,7 @@
         </w:tc>
         <w:tc>
           <w:tcPr>
-            <w:tcW w:w="1660" w:type="dxa"/>
+            <w:tcW w:w="1084" w:type="dxa"/>
             <w:noWrap w:val="0"/>
             <w:vAlign w:val="center"/>
           </w:tcPr>
@@ -677,24 +857,23 @@
         </w:tc>
         <w:tc>
           <w:tcPr>
-            <w:tcW w:w="2094" w:type="dxa"/>
-            <w:noWrap w:val="0"/>
-            <w:vAlign w:val="center"/>
-          </w:tcPr>
-          <w:p>
-            <w:pPr>
-              <w:jc w:val="center"/>
-              <w:rPr>
-                <w:rFonts w:hint="default" w:eastAsia="宋体"/>
-                <w:lang w:val="en-US" w:eastAsia="zh-CN"/>
-              </w:rPr>
-            </w:pPr>
-            <w:r>
-              <w:rPr>
-                <w:rFonts w:hint="eastAsia"/>
-                <w:lang w:val="en-US" w:eastAsia="zh-CN"/>
-              </w:rPr>
-              <w:t>10</w:t>
+            <w:tcW w:w="2797" w:type="dxa"/>
+            <w:noWrap w:val="0"/>
+            <w:vAlign w:val="center"/>
+          </w:tcPr>
+          <w:p>
+            <w:pPr>
+              <w:jc w:val="center"/>
+            </w:pPr>
+            <w:r>
+              <w:rPr>
+                <w:rFonts w:hint="default"/>
+                <w:lang w:val="en-US"/>
+              </w:rPr>
+              <w:t>1</w:t>
+            </w:r>
+            <w:r>
+              <w:t>0</w:t>
             </w:r>
           </w:p>
         </w:tc>
@@ -714,14 +893,13 @@
         </w:tc>
         <w:tc>
           <w:tcPr>
-            <w:tcW w:w="1418" w:type="dxa"/>
-            <w:noWrap w:val="0"/>
-            <w:vAlign w:val="center"/>
-          </w:tcPr>
-          <w:p>
-            <w:pPr>
-              <w:ind w:firstLine="210" w:firstLineChars="100"/>
-              <w:jc w:val="left"/>
+            <w:tcW w:w="1226" w:type="dxa"/>
+            <w:noWrap w:val="0"/>
+            <w:vAlign w:val="center"/>
+          </w:tcPr>
+          <w:p>
+            <w:pPr>
+              <w:jc w:val="center"/>
             </w:pPr>
             <w:r>
               <w:rPr>
@@ -733,7 +911,7 @@
         </w:tc>
         <w:tc>
           <w:tcPr>
-            <w:tcW w:w="2693" w:type="dxa"/>
+            <w:tcW w:w="2758" w:type="dxa"/>
             <w:gridSpan w:val="2"/>
             <w:noWrap w:val="0"/>
             <w:vAlign w:val="center"/>
@@ -741,6 +919,25 @@
           <w:p>
             <w:pPr>
               <w:jc w:val="center"/>
+            </w:pPr>
+            <w:r>
+              <w:rPr>
+                <w:rFonts w:hint="eastAsia"/>
+                <w:lang w:val="en-US" w:eastAsia="zh-CN"/>
+              </w:rPr>
+              <w:t>平原造林</w:t>
+            </w:r>
+          </w:p>
+        </w:tc>
+        <w:tc>
+          <w:tcPr>
+            <w:tcW w:w="1084" w:type="dxa"/>
+            <w:noWrap w:val="0"/>
+            <w:vAlign w:val="center"/>
+          </w:tcPr>
+          <w:p>
+            <w:pPr>
+              <w:jc w:val="center"/>
               <w:rPr>
                 <w:rFonts w:hint="default" w:eastAsia="宋体"/>
                 <w:lang w:val="en-US" w:eastAsia="zh-CN"/>
@@ -751,13 +948,13 @@
                 <w:rFonts w:hint="eastAsia"/>
                 <w:lang w:val="en-US" w:eastAsia="zh-CN"/>
               </w:rPr>
-              <w:t>平原造林</w:t>
-            </w:r>
-          </w:p>
-        </w:tc>
-        <w:tc>
-          <w:tcPr>
-            <w:tcW w:w="1660" w:type="dxa"/>
+              <w:t>网幕数量</w:t>
+            </w:r>
+          </w:p>
+        </w:tc>
+        <w:tc>
+          <w:tcPr>
+            <w:tcW w:w="2797" w:type="dxa"/>
             <w:noWrap w:val="0"/>
             <w:vAlign w:val="center"/>
           </w:tcPr>
@@ -771,30 +968,7 @@
             </w:pPr>
             <w:r>
               <w:rPr>
-                <w:rFonts w:hint="eastAsia"/>
-                <w:lang w:val="en-US" w:eastAsia="zh-CN"/>
-              </w:rPr>
-              <w:t>网幕个数</w:t>
-            </w:r>
-          </w:p>
-        </w:tc>
-        <w:tc>
-          <w:tcPr>
-            <w:tcW w:w="2094" w:type="dxa"/>
-            <w:noWrap w:val="0"/>
-            <w:vAlign w:val="center"/>
-          </w:tcPr>
-          <w:p>
-            <w:pPr>
-              <w:jc w:val="center"/>
-              <w:rPr>
-                <w:rFonts w:hint="eastAsia" w:eastAsia="宋体"/>
-                <w:lang w:val="en-US" w:eastAsia="zh-CN"/>
-              </w:rPr>
-            </w:pPr>
-            <w:r>
-              <w:rPr>
-                <w:rFonts w:hint="eastAsia"/>
+                <w:rFonts w:hint="default"/>
                 <w:lang w:val="en-US" w:eastAsia="zh-CN"/>
               </w:rPr>
               <w:t>0</w:t>
@@ -804,7 +978,7 @@
       </w:tr>
       <w:tr>
         <w:trPr>
-          <w:trHeight w:val="640" w:hRule="atLeast"/>
+          <w:trHeight w:val="561" w:hRule="atLeast"/>
         </w:trPr>
         <w:tc>
           <w:tcPr>
@@ -817,14 +991,13 @@
         </w:tc>
         <w:tc>
           <w:tcPr>
-            <w:tcW w:w="1418" w:type="dxa"/>
-            <w:noWrap w:val="0"/>
-            <w:vAlign w:val="center"/>
-          </w:tcPr>
-          <w:p>
-            <w:pPr>
-              <w:ind w:firstLine="210" w:firstLineChars="100"/>
-              <w:jc w:val="left"/>
+            <w:tcW w:w="1226" w:type="dxa"/>
+            <w:noWrap w:val="0"/>
+            <w:vAlign w:val="center"/>
+          </w:tcPr>
+          <w:p>
+            <w:pPr>
+              <w:jc w:val="center"/>
               <w:rPr>
                 <w:rFonts w:hint="eastAsia"/>
               </w:rPr>
@@ -839,14 +1012,14 @@
         </w:tc>
         <w:tc>
           <w:tcPr>
-            <w:tcW w:w="6447" w:type="dxa"/>
+            <w:tcW w:w="6639" w:type="dxa"/>
             <w:gridSpan w:val="4"/>
             <w:noWrap w:val="0"/>
             <w:vAlign w:val="center"/>
           </w:tcPr>
           <w:p>
             <w:pPr>
-              <w:jc w:val="left"/>
+              <w:jc w:val="center"/>
               <w:rPr>
                 <w:rFonts w:hint="default" w:eastAsia="宋体"/>
                 <w:lang w:val="en-US" w:eastAsia="zh-CN"/>
@@ -864,7 +1037,7 @@
       </w:tr>
       <w:tr>
         <w:trPr>
-          <w:trHeight w:val="2113" w:hRule="atLeast"/>
+          <w:trHeight w:val="1794" w:hRule="atLeast"/>
         </w:trPr>
         <w:tc>
           <w:tcPr>
@@ -899,6 +1072,8 @@
               </w:rPr>
               <w:t>{{detailed_description}}</w:t>
             </w:r>
+            <w:bookmarkStart w:id="0" w:name="_GoBack"/>
+            <w:bookmarkEnd w:id="0"/>
           </w:p>
         </w:tc>
       </w:tr>
@@ -911,7 +1086,7 @@
             <w:tcW w:w="4359" w:type="dxa"/>
             <w:gridSpan w:val="3"/>
             <w:noWrap w:val="0"/>
-            <w:vAlign w:val="top"/>
+            <w:vAlign w:val="center"/>
           </w:tcPr>
           <w:p>
             <w:pPr>
@@ -930,7 +1105,7 @@
             <w:tcW w:w="4237" w:type="dxa"/>
             <w:gridSpan w:val="3"/>
             <w:noWrap w:val="0"/>
-            <w:vAlign w:val="top"/>
+            <w:vAlign w:val="center"/>
           </w:tcPr>
           <w:p>
             <w:pPr>
@@ -982,22 +1157,10 @@
             </w:pPr>
             <w:r>
               <w:rPr>
-                <w:rFonts w:hint="eastAsia"/>
-              </w:rPr>
-              <w:t>{{img</w:t>
-            </w:r>
-            <w:r>
-              <w:rPr>
                 <w:rFonts w:hint="default"/>
-                <w:lang w:val="en-US"/>
-              </w:rPr>
-              <w:t>2</w:t>
-            </w:r>
-            <w:r>
-              <w:rPr>
-                <w:rFonts w:hint="eastAsia"/>
-              </w:rPr>
-              <w:t>}}</w:t>
+                <w:lang w:val="en-US" w:eastAsia="zh-CN"/>
+              </w:rPr>
+              <w:t>{{img2}}</w:t>
             </w:r>
           </w:p>
         </w:tc>
@@ -1011,7 +1174,7 @@
             <w:tcW w:w="4359" w:type="dxa"/>
             <w:gridSpan w:val="3"/>
             <w:noWrap w:val="0"/>
-            <w:vAlign w:val="top"/>
+            <w:vAlign w:val="center"/>
           </w:tcPr>
           <w:p>
             <w:pPr>
@@ -1030,7 +1193,7 @@
             <w:tcW w:w="4237" w:type="dxa"/>
             <w:gridSpan w:val="3"/>
             <w:noWrap w:val="0"/>
-            <w:vAlign w:val="top"/>
+            <w:vAlign w:val="center"/>
           </w:tcPr>
           <w:p>
             <w:pPr>
@@ -1062,22 +1225,10 @@
             </w:pPr>
             <w:r>
               <w:rPr>
-                <w:rFonts w:hint="eastAsia"/>
-              </w:rPr>
-              <w:t>{{img</w:t>
-            </w:r>
-            <w:r>
-              <w:rPr>
                 <w:rFonts w:hint="default"/>
-                <w:lang w:val="en-US"/>
-              </w:rPr>
-              <w:t>3</w:t>
-            </w:r>
-            <w:r>
-              <w:rPr>
-                <w:rFonts w:hint="eastAsia"/>
-              </w:rPr>
-              <w:t>}}</w:t>
+                <w:lang w:val="en-US" w:eastAsia="zh-CN"/>
+              </w:rPr>
+              <w:t>{{img3}}</w:t>
             </w:r>
           </w:p>
         </w:tc>
@@ -1090,27 +1241,14 @@
           </w:tcPr>
           <w:p>
             <w:pPr>
-              <w:spacing w:line="480" w:lineRule="auto"/>
-              <w:jc w:val="center"/>
-            </w:pPr>
-            <w:r>
-              <w:rPr>
-                <w:rFonts w:hint="eastAsia"/>
-              </w:rPr>
-              <w:t>{{img</w:t>
-            </w:r>
+              <w:jc w:val="center"/>
+            </w:pPr>
             <w:r>
               <w:rPr>
                 <w:rFonts w:hint="default"/>
-                <w:lang w:val="en-US"/>
-              </w:rPr>
-              <w:t>4</w:t>
-            </w:r>
-            <w:r>
-              <w:rPr>
-                <w:rFonts w:hint="eastAsia"/>
-              </w:rPr>
-              <w:t>}}</w:t>
+                <w:lang w:val="en-US" w:eastAsia="zh-CN"/>
+              </w:rPr>
+              <w:t>{{img4}}</w:t>
             </w:r>
           </w:p>
         </w:tc>
@@ -1132,7 +1270,7 @@
     </w:p>
     <w:p>
       <w:pPr>
-        <w:pStyle w:val="15"/>
+        <w:pStyle w:val="14"/>
         <w:numPr>
           <w:ilvl w:val="0"/>
           <w:numId w:val="1"/>
@@ -1140,7 +1278,7 @@
         <w:spacing w:line="360" w:lineRule="auto"/>
         <w:ind w:firstLineChars="0"/>
         <w:rPr>
-          <w:rStyle w:val="11"/>
+          <w:rStyle w:val="10"/>
           <w:color w:val="FF0000"/>
           <w:sz w:val="24"/>
           <w:szCs w:val="24"/>
@@ -1148,7 +1286,7 @@
       </w:pPr>
       <w:r>
         <w:rPr>
-          <w:rStyle w:val="11"/>
+          <w:rStyle w:val="10"/>
           <w:color w:val="FF0000"/>
           <w:sz w:val="24"/>
           <w:szCs w:val="24"/>
@@ -1158,7 +1296,7 @@
     </w:p>
     <w:p>
       <w:pPr>
-        <w:pStyle w:val="15"/>
+        <w:pStyle w:val="14"/>
         <w:numPr>
           <w:ilvl w:val="0"/>
           <w:numId w:val="1"/>
@@ -1166,14 +1304,14 @@
         <w:spacing w:line="360" w:lineRule="auto"/>
         <w:ind w:firstLineChars="0"/>
         <w:rPr>
-          <w:rStyle w:val="11"/>
+          <w:rStyle w:val="10"/>
           <w:sz w:val="24"/>
           <w:szCs w:val="24"/>
         </w:rPr>
       </w:pPr>
       <w:r>
         <w:rPr>
-          <w:rStyle w:val="11"/>
+          <w:rStyle w:val="10"/>
           <w:sz w:val="24"/>
           <w:szCs w:val="24"/>
         </w:rPr>
@@ -1182,7 +1320,7 @@
     </w:p>
     <w:p>
       <w:pPr>
-        <w:pStyle w:val="15"/>
+        <w:pStyle w:val="14"/>
         <w:numPr>
           <w:ilvl w:val="0"/>
           <w:numId w:val="1"/>
@@ -1190,18 +1328,70 @@
         <w:spacing w:line="360" w:lineRule="auto"/>
         <w:ind w:firstLineChars="0"/>
         <w:rPr>
-          <w:rStyle w:val="11"/>
+          <w:rStyle w:val="10"/>
           <w:sz w:val="24"/>
           <w:szCs w:val="24"/>
         </w:rPr>
       </w:pPr>
       <w:r>
         <w:rPr>
-          <w:rStyle w:val="11"/>
+          <w:rStyle w:val="10"/>
           <w:sz w:val="24"/>
           <w:szCs w:val="24"/>
         </w:rPr>
         <w:t>反馈形式为处理现场照片，请尽量使照片显示日期信息，并至少包含一张现场大场景的照片。</w:t>
+      </w:r>
+    </w:p>
+    <w:p>
+      <w:pPr>
+        <w:pStyle w:val="14"/>
+        <w:numPr>
+          <w:ilvl w:val="0"/>
+          <w:numId w:val="1"/>
+        </w:numPr>
+        <w:spacing w:line="360" w:lineRule="auto"/>
+        <w:ind w:firstLineChars="0"/>
+        <w:rPr>
+          <w:rStyle w:val="10"/>
+          <w:sz w:val="24"/>
+          <w:szCs w:val="24"/>
+        </w:rPr>
+      </w:pPr>
+      <w:r>
+        <w:rPr>
+          <w:rStyle w:val="10"/>
+          <w:rFonts w:hint="eastAsia"/>
+          <w:sz w:val="24"/>
+          <w:szCs w:val="24"/>
+          <w:lang w:val="en-US" w:eastAsia="zh-CN"/>
+        </w:rPr>
+        <w:t>工单来源填入：巡查上报、申请协助、未诉先办、领导交办、统防任务。不要有错别字，否则无法识别。</w:t>
+      </w:r>
+    </w:p>
+    <w:p>
+      <w:pPr>
+        <w:pStyle w:val="14"/>
+        <w:numPr>
+          <w:ilvl w:val="0"/>
+          <w:numId w:val="1"/>
+        </w:numPr>
+        <w:spacing w:line="360" w:lineRule="auto"/>
+        <w:ind w:firstLineChars="0"/>
+        <w:rPr>
+          <w:rStyle w:val="10"/>
+          <w:sz w:val="24"/>
+          <w:szCs w:val="24"/>
+        </w:rPr>
+      </w:pPr>
+      <w:r>
+        <w:rPr>
+          <w:rStyle w:val="10"/>
+          <w:rFonts w:hint="eastAsia"/>
+          <w:sz w:val="24"/>
+          <w:szCs w:val="24"/>
+          <w:lang w:val="en-US" w:eastAsia="zh-CN"/>
+        </w:rPr>
+        <w:t>统防统治填入：类型和任务名称，与系统平台中对应，不要有错别字，否则无法识别。</w:t>
       </w:r>
     </w:p>
     <w:p>
@@ -1391,7 +1581,7 @@
     <w:lsdException w:qFormat="1" w:unhideWhenUsed="0" w:uiPriority="0" w:semiHidden="0" w:name="Title"/>
     <w:lsdException w:unhideWhenUsed="0" w:uiPriority="0" w:semiHidden="0" w:name="Closing"/>
     <w:lsdException w:unhideWhenUsed="0" w:uiPriority="0" w:semiHidden="0" w:name="Signature"/>
-    <w:lsdException w:qFormat="1" w:uiPriority="1" w:semiHidden="0" w:name="Default Paragraph Font"/>
+    <w:lsdException w:uiPriority="1" w:semiHidden="0" w:name="Default Paragraph Font"/>
     <w:lsdException w:unhideWhenUsed="0" w:uiPriority="0" w:semiHidden="0" w:name="Body Text"/>
     <w:lsdException w:unhideWhenUsed="0" w:uiPriority="0" w:semiHidden="0" w:name="Body Text Indent"/>
     <w:lsdException w:unhideWhenUsed="0" w:uiPriority="0" w:semiHidden="0" w:name="List Continue"/>
@@ -1425,7 +1615,7 @@
     <w:lsdException w:unhideWhenUsed="0" w:uiPriority="0" w:semiHidden="0" w:name="HTML Code"/>
     <w:lsdException w:unhideWhenUsed="0" w:uiPriority="0" w:semiHidden="0" w:name="HTML Definition"/>
     <w:lsdException w:unhideWhenUsed="0" w:uiPriority="0" w:semiHidden="0" w:name="HTML Keyboard"/>
-    <w:lsdException w:qFormat="1" w:unhideWhenUsed="0" w:uiPriority="0" w:semiHidden="0" w:name="HTML Preformatted"/>
+    <w:lsdException w:unhideWhenUsed="0" w:uiPriority="0" w:semiHidden="0" w:name="HTML Preformatted"/>
     <w:lsdException w:unhideWhenUsed="0" w:uiPriority="0" w:semiHidden="0" w:name="HTML Sample"/>
     <w:lsdException w:unhideWhenUsed="0" w:uiPriority="0" w:semiHidden="0" w:name="HTML Typewriter"/>
     <w:lsdException w:unhideWhenUsed="0" w:uiPriority="0" w:semiHidden="0" w:name="HTML Variable"/>
@@ -1646,13 +1836,12 @@
       <w:sz w:val="32"/>
     </w:rPr>
   </w:style>
-  <w:style w:type="character" w:default="1" w:styleId="10">
+  <w:style w:type="character" w:default="1" w:styleId="9">
     <w:name w:val="Default Paragraph Font"/>
     <w:unhideWhenUsed/>
-    <w:qFormat/>
     <w:uiPriority w:val="1"/>
   </w:style>
-  <w:style w:type="table" w:default="1" w:styleId="9">
+  <w:style w:type="table" w:default="1" w:styleId="8">
     <w:name w:val="Normal Table"/>
     <w:unhideWhenUsed/>
     <w:qFormat/>
@@ -1669,7 +1858,7 @@
   <w:style w:type="paragraph" w:styleId="5">
     <w:name w:val="footer"/>
     <w:basedOn w:val="1"/>
-    <w:link w:val="13"/>
+    <w:link w:val="12"/>
     <w:qFormat/>
     <w:uiPriority w:val="0"/>
     <w:pPr>
@@ -1688,7 +1877,7 @@
   <w:style w:type="paragraph" w:styleId="6">
     <w:name w:val="header"/>
     <w:basedOn w:val="1"/>
-    <w:link w:val="14"/>
+    <w:link w:val="13"/>
     <w:qFormat/>
     <w:uiPriority w:val="0"/>
     <w:pPr>
@@ -1726,41 +1915,7 @@
       <w:szCs w:val="32"/>
     </w:rPr>
   </w:style>
-  <w:style w:type="paragraph" w:styleId="8">
-    <w:name w:val="HTML Preformatted"/>
-    <w:basedOn w:val="1"/>
-    <w:qFormat/>
-    <w:uiPriority w:val="0"/>
-    <w:pPr>
-      <w:tabs>
-        <w:tab w:val="left" w:pos="916"/>
-        <w:tab w:val="left" w:pos="1832"/>
-        <w:tab w:val="left" w:pos="2748"/>
-        <w:tab w:val="left" w:pos="3664"/>
-        <w:tab w:val="left" w:pos="4580"/>
-        <w:tab w:val="left" w:pos="5496"/>
-        <w:tab w:val="left" w:pos="6412"/>
-        <w:tab w:val="left" w:pos="7328"/>
-        <w:tab w:val="left" w:pos="8244"/>
-        <w:tab w:val="left" w:pos="9160"/>
-        <w:tab w:val="left" w:pos="10076"/>
-        <w:tab w:val="left" w:pos="10992"/>
-        <w:tab w:val="left" w:pos="11908"/>
-        <w:tab w:val="left" w:pos="12824"/>
-        <w:tab w:val="left" w:pos="13740"/>
-        <w:tab w:val="left" w:pos="14656"/>
-      </w:tabs>
-      <w:jc w:val="left"/>
-    </w:pPr>
-    <w:rPr>
-      <w:rFonts w:hint="eastAsia" w:ascii="宋体" w:hAnsi="宋体" w:eastAsia="宋体" w:cs="宋体"/>
-      <w:kern w:val="0"/>
-      <w:sz w:val="24"/>
-      <w:szCs w:val="24"/>
-      <w:lang w:val="en-US" w:eastAsia="zh-CN" w:bidi="ar"/>
-    </w:rPr>
-  </w:style>
-  <w:style w:type="character" w:styleId="11">
+  <w:style w:type="character" w:styleId="10">
     <w:name w:val="Strong"/>
     <w:qFormat/>
     <w:uiPriority w:val="22"/>
@@ -1772,7 +1927,7 @@
       <w:szCs w:val="28"/>
     </w:rPr>
   </w:style>
-  <w:style w:type="character" w:styleId="12">
+  <w:style w:type="character" w:styleId="11">
     <w:name w:val="Hyperlink"/>
     <w:qFormat/>
     <w:uiPriority w:val="0"/>
@@ -1781,7 +1936,7 @@
       <w:u w:val="single"/>
     </w:rPr>
   </w:style>
-  <w:style w:type="character" w:customStyle="1" w:styleId="13">
+  <w:style w:type="character" w:customStyle="1" w:styleId="12">
     <w:name w:val="页脚 字符"/>
     <w:link w:val="5"/>
     <w:qFormat/>
@@ -1792,7 +1947,7 @@
       <w:szCs w:val="18"/>
     </w:rPr>
   </w:style>
-  <w:style w:type="character" w:customStyle="1" w:styleId="14">
+  <w:style w:type="character" w:customStyle="1" w:styleId="13">
     <w:name w:val="页眉 字符"/>
     <w:link w:val="6"/>
     <w:qFormat/>
@@ -1803,7 +1958,7 @@
       <w:szCs w:val="18"/>
     </w:rPr>
   </w:style>
-  <w:style w:type="paragraph" w:styleId="15">
+  <w:style w:type="paragraph" w:styleId="14">
     <w:name w:val="List Paragraph"/>
     <w:basedOn w:val="1"/>
     <w:qFormat/>

--- a/templates/国槐尺蠖工作单模板.docx
+++ b/templates/国槐尺蠖工作单模板.docx
@@ -479,16 +479,6 @@
                 <w:lang w:val="en-US" w:eastAsia="zh-CN" w:bidi="ar-SA"/>
               </w:rPr>
             </w:pPr>
-            <w:r>
-              <w:rPr>
-                <w:rFonts w:hint="eastAsia" w:cs="Times New Roman"/>
-                <w:kern w:val="2"/>
-                <w:sz w:val="21"/>
-                <w:szCs w:val="22"/>
-                <w:lang w:val="en-US" w:eastAsia="zh-CN" w:bidi="ar-SA"/>
-              </w:rPr>
-              <w:t>李继广</w:t>
-            </w:r>
           </w:p>
         </w:tc>
         <w:tc>
@@ -534,16 +524,8 @@
                 <w:lang w:val="en-US" w:eastAsia="zh-CN" w:bidi="ar-SA"/>
               </w:rPr>
             </w:pPr>
-            <w:r>
-              <w:rPr>
-                <w:rFonts w:hint="eastAsia" w:cs="Times New Roman"/>
-                <w:kern w:val="2"/>
-                <w:sz w:val="21"/>
-                <w:szCs w:val="22"/>
-                <w:lang w:val="en-US" w:eastAsia="zh-CN" w:bidi="ar-SA"/>
-              </w:rPr>
-              <w:t>17319317196</w:t>
-            </w:r>
+            <w:bookmarkStart w:id="0" w:name="_GoBack"/>
+            <w:bookmarkEnd w:id="0"/>
           </w:p>
         </w:tc>
       </w:tr>
@@ -1072,8 +1054,6 @@
               </w:rPr>
               <w:t>{{detailed_description}}</w:t>
             </w:r>
-            <w:bookmarkStart w:id="0" w:name="_GoBack"/>
-            <w:bookmarkEnd w:id="0"/>
           </w:p>
         </w:tc>
       </w:tr>

--- a/templates/国槐尺蠖工作单模板.docx
+++ b/templates/国槐尺蠖工作单模板.docx
@@ -292,7 +292,7 @@
                 <w:b/>
                 <w:bCs/>
               </w:rPr>
-              <w:t>{{town_or_street}}</w:t>
+              <w:t>{{locality}}</w:t>
             </w:r>
           </w:p>
         </w:tc>
